--- a/Knowledge/2-Science/1-Formal sciences/0-Intro to Formal sciences/3-Wiki Source/Sources.docx
+++ b/Knowledge/2-Science/1-Formal sciences/0-Intro to Formal sciences/3-Wiki Source/Sources.docx
@@ -17,7 +17,40 @@
         <w:t>* Download Name</w:t>
       </w:r>
       <w:r>
-        <w:t>: Formal science</w:t>
+        <w:t xml:space="preserve">: </w:t>
+      </w:r>
+      <w:r>
+        <w:t>[</w:t>
+      </w:r>
+      <w:r>
+        <w:t>en_wikipedia_org_wiki_Formal_science.pdf</w:t>
+      </w:r>
+      <w:r>
+        <w:t xml:space="preserve"> </w:t>
+      </w:r>
+      <w:r>
+        <w:t>-&gt;</w:t>
+      </w:r>
+      <w:r>
+        <w:t xml:space="preserve"> </w:t>
+      </w:r>
+      <w:r>
+        <w:t>Formal science.pdf</w:t>
+      </w:r>
+      <w:r>
+        <w:t>]</w:t>
+      </w:r>
+      <w:r>
+        <w:t xml:space="preserve"> </w:t>
+      </w:r>
+      <w:r>
+        <w:t>[</w:t>
+      </w:r>
+      <w:r>
+        <w:t>Wiki Source - Formal science</w:t>
+      </w:r>
+      <w:r>
+        <w:t>]</w:t>
       </w:r>
       <w:r>
         <w:br/>
@@ -44,6 +77,22 @@
       </w:r>
       <w:r>
         <w:t>: Educational</w:t>
+      </w:r>
+      <w:r>
+        <w:br/>
+      </w:r>
+      <w:r>
+        <w:t xml:space="preserve">* </w:t>
+      </w:r>
+      <w:r>
+        <w:rPr>
+          <w:b/>
+          <w:bCs/>
+        </w:rPr>
+        <w:t>Source Platform</w:t>
+      </w:r>
+      <w:r>
+        <w:t>: Wikipedia (https://www.wikipedia.org)</w:t>
       </w:r>
       <w:r>
         <w:br/>
@@ -81,7 +130,10 @@
         <w:t>Download Server / Mirror</w:t>
       </w:r>
       <w:r>
-        <w:t>: en.wikipedia.org</w:t>
+        <w:t xml:space="preserve">: </w:t>
+      </w:r>
+      <w:r>
+        <w:t>https://en.wikipedia.org [Wikipedia Server]</w:t>
       </w:r>
       <w:r>
         <w:br/>
@@ -96,26 +148,21 @@
       <w:r>
         <w:t xml:space="preserve">: </w:t>
       </w:r>
-      <w:hyperlink r:id="rId6">
-        <w:r>
-          <w:rPr>
-            <w:color w:val="1155CC"/>
-            <w:sz w:val="20"/>
-            <w:szCs w:val="20"/>
-            <w:u w:val="single"/>
-          </w:rPr>
-          <w:t>https://www.sejda.com/html-to-pdf</w:t>
-        </w:r>
-      </w:hyperlink>
-      <w:r>
-        <w:rPr>
-          <w:sz w:val="20"/>
-          <w:szCs w:val="20"/>
-        </w:rPr>
-        <w:t xml:space="preserve"> -&gt; convert html to pdf</w:t>
-      </w:r>
-      <w:r>
-        <w:br/>
+      <w:r>
+        <w:t xml:space="preserve">Web Tool: </w:t>
+      </w:r>
+      <w:proofErr w:type="spellStart"/>
+      <w:r>
+        <w:t>Sejda</w:t>
+      </w:r>
+      <w:proofErr w:type="spellEnd"/>
+      <w:r>
+        <w:t xml:space="preserve"> - HTML to PDF (https://www.sejda.com/html-to-pdf) [convert html to pdf]</w:t>
+      </w:r>
+      <w:r>
+        <w:br/>
+      </w:r>
+      <w:r>
         <w:t xml:space="preserve">* </w:t>
       </w:r>
       <w:r>
@@ -166,12 +213,74 @@
       <w:r>
         <w:t xml:space="preserve">: </w:t>
       </w:r>
-      <w:r>
-        <w:rPr>
-          <w:sz w:val="20"/>
-          <w:szCs w:val="20"/>
-        </w:rPr>
-        <w:t>treeknowledge561\Knowledge\Science\1-Formal sciences\0-Intro to Formal sciences\3-Wiki source</w:t>
+      <w:proofErr w:type="spellStart"/>
+      <w:r>
+        <w:rPr>
+          <w:sz w:val="20"/>
+          <w:szCs w:val="20"/>
+        </w:rPr>
+        <w:t>StorageType</w:t>
+      </w:r>
+      <w:proofErr w:type="spellEnd"/>
+      <w:r>
+        <w:rPr>
+          <w:sz w:val="20"/>
+          <w:szCs w:val="20"/>
+        </w:rPr>
+        <w:t xml:space="preserve">: Cloud -&gt; Platform: GitHub -&gt; Account: </w:t>
+      </w:r>
+      <w:proofErr w:type="spellStart"/>
+      <w:r>
+        <w:rPr>
+          <w:sz w:val="20"/>
+          <w:szCs w:val="20"/>
+        </w:rPr>
+        <w:t>topicsscience</w:t>
+      </w:r>
+      <w:proofErr w:type="spellEnd"/>
+      <w:r>
+        <w:rPr>
+          <w:sz w:val="20"/>
+          <w:szCs w:val="20"/>
+        </w:rPr>
+        <w:t xml:space="preserve"> -&gt; Repository: </w:t>
+      </w:r>
+      <w:proofErr w:type="spellStart"/>
+      <w:r>
+        <w:rPr>
+          <w:sz w:val="20"/>
+          <w:szCs w:val="20"/>
+        </w:rPr>
+        <w:t>kingdomheartsknowledge</w:t>
+      </w:r>
+      <w:proofErr w:type="spellEnd"/>
+      <w:r>
+        <w:rPr>
+          <w:sz w:val="20"/>
+          <w:szCs w:val="20"/>
+        </w:rPr>
+        <w:t xml:space="preserve"> -&gt; Path: Knowledge/2-Science/1-Formal sciences</w:t>
+      </w:r>
+      <w:r>
+        <w:rPr>
+          <w:sz w:val="20"/>
+          <w:szCs w:val="20"/>
+        </w:rPr>
+        <w:t>/</w:t>
+      </w:r>
+      <w:r>
+        <w:rPr>
+          <w:sz w:val="20"/>
+          <w:szCs w:val="20"/>
+        </w:rPr>
+        <w:t>0-Intro to Formal sciences</w:t>
+      </w:r>
+      <w:r>
+        <w:rPr>
+          <w:sz w:val="20"/>
+          <w:szCs w:val="20"/>
+        </w:rPr>
+        <w:t>/..</w:t>
       </w:r>
       <w:r>
         <w:rPr>
@@ -250,7 +359,31 @@
         <w:t>* Download Name</w:t>
       </w:r>
       <w:r>
-        <w:t>: Formal system</w:t>
+        <w:t xml:space="preserve">: </w:t>
+      </w:r>
+      <w:r>
+        <w:t>[</w:t>
+      </w:r>
+      <w:r>
+        <w:t>en_wikipedia_org_wiki_Formal_system.pdf</w:t>
+      </w:r>
+      <w:r>
+        <w:t xml:space="preserve"> -&gt; </w:t>
+      </w:r>
+      <w:r>
+        <w:t>Formal system.pdf</w:t>
+      </w:r>
+      <w:r>
+        <w:t xml:space="preserve">] </w:t>
+      </w:r>
+      <w:r>
+        <w:t>[</w:t>
+      </w:r>
+      <w:r>
+        <w:t>Wiki Source - Formal system</w:t>
+      </w:r>
+      <w:r>
+        <w:t>]</w:t>
       </w:r>
       <w:r>
         <w:br/>
@@ -280,6 +413,22 @@
       </w:r>
       <w:r>
         <w:br/>
+      </w:r>
+      <w:r>
+        <w:t xml:space="preserve">* </w:t>
+      </w:r>
+      <w:r>
+        <w:rPr>
+          <w:b/>
+          <w:bCs/>
+        </w:rPr>
+        <w:t>Source Platform</w:t>
+      </w:r>
+      <w:r>
+        <w:t>: Wikipedia (https://www.wikipedia.org)</w:t>
+      </w:r>
+      <w:r>
+        <w:br/>
         <w:t xml:space="preserve">* </w:t>
       </w:r>
       <w:r>
@@ -291,7 +440,7 @@
       <w:r>
         <w:t xml:space="preserve">: </w:t>
       </w:r>
-      <w:hyperlink r:id="rId7">
+      <w:hyperlink r:id="rId6">
         <w:r>
           <w:rPr>
             <w:color w:val="1155CC"/>
@@ -314,7 +463,10 @@
         <w:t>Download Server / Mirror</w:t>
       </w:r>
       <w:r>
-        <w:t>: en.wikipedia.org</w:t>
+        <w:t xml:space="preserve">: </w:t>
+      </w:r>
+      <w:r>
+        <w:t>https://en.wikipedia.org [Wikipedia Server]</w:t>
       </w:r>
       <w:r>
         <w:br/>
@@ -329,26 +481,21 @@
       <w:r>
         <w:t xml:space="preserve">: </w:t>
       </w:r>
-      <w:hyperlink r:id="rId8">
-        <w:r>
-          <w:rPr>
-            <w:color w:val="1155CC"/>
-            <w:sz w:val="20"/>
-            <w:szCs w:val="20"/>
-            <w:u w:val="single"/>
-          </w:rPr>
-          <w:t>https://www.sejda.com/html-to-pdf</w:t>
-        </w:r>
-      </w:hyperlink>
-      <w:r>
-        <w:rPr>
-          <w:sz w:val="20"/>
-          <w:szCs w:val="20"/>
-        </w:rPr>
-        <w:t xml:space="preserve"> -&gt; convert html to pdf</w:t>
-      </w:r>
-      <w:r>
-        <w:br/>
+      <w:r>
+        <w:t xml:space="preserve">Web Tool: </w:t>
+      </w:r>
+      <w:proofErr w:type="spellStart"/>
+      <w:r>
+        <w:t>Sejda</w:t>
+      </w:r>
+      <w:proofErr w:type="spellEnd"/>
+      <w:r>
+        <w:t xml:space="preserve"> - HTML to PDF (https://www.sejda.com/html-to-pdf) [convert html to pdf]</w:t>
+      </w:r>
+      <w:r>
+        <w:br/>
+      </w:r>
+      <w:r>
         <w:t xml:space="preserve">* </w:t>
       </w:r>
       <w:r>
@@ -388,6 +535,8 @@
       </w:r>
       <w:r>
         <w:br/>
+      </w:r>
+      <w:r>
         <w:t xml:space="preserve">* </w:t>
       </w:r>
       <w:r>
@@ -399,12 +548,74 @@
       <w:r>
         <w:t xml:space="preserve">: </w:t>
       </w:r>
-      <w:r>
-        <w:rPr>
-          <w:sz w:val="20"/>
-          <w:szCs w:val="20"/>
-        </w:rPr>
-        <w:t>treeknowledge561\Knowledge\Science\1-Formal sciences\0-Intro to Formal sciences\3-Wiki source</w:t>
+      <w:proofErr w:type="spellStart"/>
+      <w:r>
+        <w:rPr>
+          <w:sz w:val="20"/>
+          <w:szCs w:val="20"/>
+        </w:rPr>
+        <w:t>StorageType</w:t>
+      </w:r>
+      <w:proofErr w:type="spellEnd"/>
+      <w:r>
+        <w:rPr>
+          <w:sz w:val="20"/>
+          <w:szCs w:val="20"/>
+        </w:rPr>
+        <w:t xml:space="preserve">: Cloud -&gt; Platform: GitHub -&gt; Account: </w:t>
+      </w:r>
+      <w:proofErr w:type="spellStart"/>
+      <w:r>
+        <w:rPr>
+          <w:sz w:val="20"/>
+          <w:szCs w:val="20"/>
+        </w:rPr>
+        <w:t>topicsscience</w:t>
+      </w:r>
+      <w:proofErr w:type="spellEnd"/>
+      <w:r>
+        <w:rPr>
+          <w:sz w:val="20"/>
+          <w:szCs w:val="20"/>
+        </w:rPr>
+        <w:t xml:space="preserve"> -&gt; Repository: </w:t>
+      </w:r>
+      <w:proofErr w:type="spellStart"/>
+      <w:r>
+        <w:rPr>
+          <w:sz w:val="20"/>
+          <w:szCs w:val="20"/>
+        </w:rPr>
+        <w:t>kingdomheartsknowledge</w:t>
+      </w:r>
+      <w:proofErr w:type="spellEnd"/>
+      <w:r>
+        <w:rPr>
+          <w:sz w:val="20"/>
+          <w:szCs w:val="20"/>
+        </w:rPr>
+        <w:t xml:space="preserve"> -&gt; Path: Knowledge/2-Science/1-Formal sciences</w:t>
+      </w:r>
+      <w:r>
+        <w:rPr>
+          <w:sz w:val="20"/>
+          <w:szCs w:val="20"/>
+        </w:rPr>
+        <w:t>/</w:t>
+      </w:r>
+      <w:r>
+        <w:rPr>
+          <w:sz w:val="20"/>
+          <w:szCs w:val="20"/>
+        </w:rPr>
+        <w:t>0-Intro to Formal sciences</w:t>
+      </w:r>
+      <w:r>
+        <w:rPr>
+          <w:sz w:val="20"/>
+          <w:szCs w:val="20"/>
+        </w:rPr>
+        <w:t>/..</w:t>
       </w:r>
       <w:r>
         <w:rPr>
@@ -467,13 +678,6 @@
       </w:r>
     </w:p>
     <w:p>
-      <w:pPr>
-        <w:pStyle w:val="Heading1"/>
-        <w:rPr>
-          <w:sz w:val="22"/>
-          <w:szCs w:val="22"/>
-        </w:rPr>
-      </w:pPr>
       <w:bookmarkStart w:id="0" w:name="_rfi4yandxwcf" w:colFirst="0" w:colLast="0"/>
       <w:bookmarkEnd w:id="0"/>
     </w:p>
@@ -502,11 +706,37 @@
         <w:rPr>
           <w:b/>
         </w:rPr>
-        <w:lastRenderedPageBreak/>
         <w:t>* Download Name</w:t>
       </w:r>
       <w:r>
-        <w:t>: Abstract structure</w:t>
+        <w:t xml:space="preserve">: </w:t>
+      </w:r>
+      <w:r>
+        <w:t>[</w:t>
+      </w:r>
+      <w:r>
+        <w:t>en_wikipedia_org_wiki_Abstract_structure.pdf</w:t>
+      </w:r>
+      <w:r>
+        <w:t xml:space="preserve"> -&gt; </w:t>
+      </w:r>
+      <w:r>
+        <w:t>Abstract structure.pdf</w:t>
+      </w:r>
+      <w:r>
+        <w:t>]</w:t>
+      </w:r>
+      <w:r>
+        <w:t xml:space="preserve"> </w:t>
+      </w:r>
+      <w:r>
+        <w:t>[</w:t>
+      </w:r>
+      <w:r>
+        <w:t>Wiki Source - Abstract structure</w:t>
+      </w:r>
+      <w:r>
+        <w:t>]</w:t>
       </w:r>
       <w:r>
         <w:br/>
@@ -536,6 +766,22 @@
       </w:r>
       <w:r>
         <w:br/>
+      </w:r>
+      <w:r>
+        <w:t xml:space="preserve">* </w:t>
+      </w:r>
+      <w:r>
+        <w:rPr>
+          <w:b/>
+          <w:bCs/>
+        </w:rPr>
+        <w:t>Source Platform</w:t>
+      </w:r>
+      <w:r>
+        <w:t>: Wikipedia (https://www.wikipedia.org)</w:t>
+      </w:r>
+      <w:r>
+        <w:br/>
         <w:t xml:space="preserve">* </w:t>
       </w:r>
       <w:r>
@@ -547,7 +793,7 @@
       <w:r>
         <w:t xml:space="preserve">: </w:t>
       </w:r>
-      <w:hyperlink r:id="rId9">
+      <w:hyperlink r:id="rId7">
         <w:r>
           <w:rPr>
             <w:color w:val="1155CC"/>
@@ -570,7 +816,10 @@
         <w:t>Download Server / Mirror</w:t>
       </w:r>
       <w:r>
-        <w:t>: en.wikipedia.org</w:t>
+        <w:t xml:space="preserve">: </w:t>
+      </w:r>
+      <w:r>
+        <w:t>https://en.wikipedia.org [Wikipedia Server]</w:t>
       </w:r>
       <w:r>
         <w:br/>
@@ -585,26 +834,21 @@
       <w:r>
         <w:t xml:space="preserve">: </w:t>
       </w:r>
-      <w:hyperlink r:id="rId10">
-        <w:r>
-          <w:rPr>
-            <w:color w:val="1155CC"/>
-            <w:sz w:val="20"/>
-            <w:szCs w:val="20"/>
-            <w:u w:val="single"/>
-          </w:rPr>
-          <w:t>https://www.sejda.com/html-to-pdf</w:t>
-        </w:r>
-      </w:hyperlink>
-      <w:r>
-        <w:rPr>
-          <w:sz w:val="20"/>
-          <w:szCs w:val="20"/>
-        </w:rPr>
-        <w:t xml:space="preserve"> -&gt; convert html to pdf</w:t>
-      </w:r>
-      <w:r>
-        <w:br/>
+      <w:r>
+        <w:t xml:space="preserve">Web Tool: </w:t>
+      </w:r>
+      <w:proofErr w:type="spellStart"/>
+      <w:r>
+        <w:t>Sejda</w:t>
+      </w:r>
+      <w:proofErr w:type="spellEnd"/>
+      <w:r>
+        <w:t xml:space="preserve"> - HTML to PDF (https://www.sejda.com/html-to-pdf) [convert html to pdf]</w:t>
+      </w:r>
+      <w:r>
+        <w:br/>
+      </w:r>
+      <w:r>
         <w:t xml:space="preserve">* </w:t>
       </w:r>
       <w:r>
@@ -644,6 +888,8 @@
       </w:r>
       <w:r>
         <w:br/>
+      </w:r>
+      <w:r>
         <w:t xml:space="preserve">* </w:t>
       </w:r>
       <w:r>
@@ -655,12 +901,74 @@
       <w:r>
         <w:t xml:space="preserve">: </w:t>
       </w:r>
-      <w:r>
-        <w:rPr>
-          <w:sz w:val="20"/>
-          <w:szCs w:val="20"/>
-        </w:rPr>
-        <w:t>treeknowledge561\Knowledge\Science\1-Formal sciences\0-Intro to Formal sciences\3-Wiki source</w:t>
+      <w:proofErr w:type="spellStart"/>
+      <w:r>
+        <w:rPr>
+          <w:sz w:val="20"/>
+          <w:szCs w:val="20"/>
+        </w:rPr>
+        <w:t>StorageType</w:t>
+      </w:r>
+      <w:proofErr w:type="spellEnd"/>
+      <w:r>
+        <w:rPr>
+          <w:sz w:val="20"/>
+          <w:szCs w:val="20"/>
+        </w:rPr>
+        <w:t xml:space="preserve">: Cloud -&gt; Platform: GitHub -&gt; Account: </w:t>
+      </w:r>
+      <w:proofErr w:type="spellStart"/>
+      <w:r>
+        <w:rPr>
+          <w:sz w:val="20"/>
+          <w:szCs w:val="20"/>
+        </w:rPr>
+        <w:t>topicsscience</w:t>
+      </w:r>
+      <w:proofErr w:type="spellEnd"/>
+      <w:r>
+        <w:rPr>
+          <w:sz w:val="20"/>
+          <w:szCs w:val="20"/>
+        </w:rPr>
+        <w:t xml:space="preserve"> -&gt; Repository: </w:t>
+      </w:r>
+      <w:proofErr w:type="spellStart"/>
+      <w:r>
+        <w:rPr>
+          <w:sz w:val="20"/>
+          <w:szCs w:val="20"/>
+        </w:rPr>
+        <w:t>kingdomheartsknowledge</w:t>
+      </w:r>
+      <w:proofErr w:type="spellEnd"/>
+      <w:r>
+        <w:rPr>
+          <w:sz w:val="20"/>
+          <w:szCs w:val="20"/>
+        </w:rPr>
+        <w:t xml:space="preserve"> -&gt; Path: Knowledge/2-Science/1-Formal sciences</w:t>
+      </w:r>
+      <w:r>
+        <w:rPr>
+          <w:sz w:val="20"/>
+          <w:szCs w:val="20"/>
+        </w:rPr>
+        <w:t>/</w:t>
+      </w:r>
+      <w:r>
+        <w:rPr>
+          <w:sz w:val="20"/>
+          <w:szCs w:val="20"/>
+        </w:rPr>
+        <w:t>0-Intro to Formal sciences</w:t>
+      </w:r>
+      <w:r>
+        <w:rPr>
+          <w:sz w:val="20"/>
+          <w:szCs w:val="20"/>
+        </w:rPr>
+        <w:t>/..</w:t>
       </w:r>
       <w:r>
         <w:rPr>
@@ -741,7 +1049,31 @@
         <w:t>* Download Name</w:t>
       </w:r>
       <w:r>
-        <w:t>: Formal language</w:t>
+        <w:t xml:space="preserve">: </w:t>
+      </w:r>
+      <w:r>
+        <w:t>[</w:t>
+      </w:r>
+      <w:r>
+        <w:t>en_wikipedia_org_wiki_Formal_language.pdf</w:t>
+      </w:r>
+      <w:r>
+        <w:t xml:space="preserve"> -&gt; </w:t>
+      </w:r>
+      <w:r>
+        <w:t>Formal language.pdf</w:t>
+      </w:r>
+      <w:r>
+        <w:t xml:space="preserve">] </w:t>
+      </w:r>
+      <w:r>
+        <w:t>[</w:t>
+      </w:r>
+      <w:r>
+        <w:t>Wiki Source - Formal language</w:t>
+      </w:r>
+      <w:r>
+        <w:t>]</w:t>
       </w:r>
       <w:r>
         <w:br/>
@@ -771,6 +1103,22 @@
       </w:r>
       <w:r>
         <w:br/>
+      </w:r>
+      <w:r>
+        <w:t xml:space="preserve">* </w:t>
+      </w:r>
+      <w:r>
+        <w:rPr>
+          <w:b/>
+          <w:bCs/>
+        </w:rPr>
+        <w:t>Source Platform</w:t>
+      </w:r>
+      <w:r>
+        <w:t>: Wikipedia (https://www.wikipedia.org)</w:t>
+      </w:r>
+      <w:r>
+        <w:br/>
         <w:t xml:space="preserve">* </w:t>
       </w:r>
       <w:r>
@@ -782,7 +1130,7 @@
       <w:r>
         <w:t xml:space="preserve">: </w:t>
       </w:r>
-      <w:hyperlink r:id="rId11">
+      <w:hyperlink r:id="rId8">
         <w:r>
           <w:rPr>
             <w:color w:val="1155CC"/>
@@ -805,7 +1153,10 @@
         <w:t>Download Server / Mirror</w:t>
       </w:r>
       <w:r>
-        <w:t>: en.wikipedia.org</w:t>
+        <w:t xml:space="preserve">: </w:t>
+      </w:r>
+      <w:r>
+        <w:t>https://en.wikipedia.org [Wikipedia Server]</w:t>
       </w:r>
       <w:r>
         <w:br/>
@@ -820,26 +1171,21 @@
       <w:r>
         <w:t xml:space="preserve">: </w:t>
       </w:r>
-      <w:hyperlink r:id="rId12">
-        <w:r>
-          <w:rPr>
-            <w:color w:val="1155CC"/>
-            <w:sz w:val="20"/>
-            <w:szCs w:val="20"/>
-            <w:u w:val="single"/>
-          </w:rPr>
-          <w:t>https://www.sejda.com/html-to-pdf</w:t>
-        </w:r>
-      </w:hyperlink>
-      <w:r>
-        <w:rPr>
-          <w:sz w:val="20"/>
-          <w:szCs w:val="20"/>
-        </w:rPr>
-        <w:t xml:space="preserve"> -&gt; convert html to pdf</w:t>
-      </w:r>
-      <w:r>
-        <w:br/>
+      <w:r>
+        <w:t xml:space="preserve">Web Tool: </w:t>
+      </w:r>
+      <w:proofErr w:type="spellStart"/>
+      <w:r>
+        <w:t>Sejda</w:t>
+      </w:r>
+      <w:proofErr w:type="spellEnd"/>
+      <w:r>
+        <w:t xml:space="preserve"> - HTML to PDF (https://www.sejda.com/html-to-pdf) [convert html to pdf]</w:t>
+      </w:r>
+      <w:r>
+        <w:br/>
+      </w:r>
+      <w:r>
         <w:t xml:space="preserve">* </w:t>
       </w:r>
       <w:r>
@@ -879,6 +1225,8 @@
       </w:r>
       <w:r>
         <w:br/>
+      </w:r>
+      <w:r>
         <w:t xml:space="preserve">* </w:t>
       </w:r>
       <w:r>
@@ -890,12 +1238,74 @@
       <w:r>
         <w:t xml:space="preserve">: </w:t>
       </w:r>
-      <w:r>
-        <w:rPr>
-          <w:sz w:val="20"/>
-          <w:szCs w:val="20"/>
-        </w:rPr>
-        <w:t>treeknowledge561\Knowledge\Science\1-Formal sciences\0-Intro to Formal sciences\3-Wiki source</w:t>
+      <w:proofErr w:type="spellStart"/>
+      <w:r>
+        <w:rPr>
+          <w:sz w:val="20"/>
+          <w:szCs w:val="20"/>
+        </w:rPr>
+        <w:t>StorageType</w:t>
+      </w:r>
+      <w:proofErr w:type="spellEnd"/>
+      <w:r>
+        <w:rPr>
+          <w:sz w:val="20"/>
+          <w:szCs w:val="20"/>
+        </w:rPr>
+        <w:t xml:space="preserve">: Cloud -&gt; Platform: GitHub -&gt; Account: </w:t>
+      </w:r>
+      <w:proofErr w:type="spellStart"/>
+      <w:r>
+        <w:rPr>
+          <w:sz w:val="20"/>
+          <w:szCs w:val="20"/>
+        </w:rPr>
+        <w:t>topicsscience</w:t>
+      </w:r>
+      <w:proofErr w:type="spellEnd"/>
+      <w:r>
+        <w:rPr>
+          <w:sz w:val="20"/>
+          <w:szCs w:val="20"/>
+        </w:rPr>
+        <w:t xml:space="preserve"> -&gt; Repository: </w:t>
+      </w:r>
+      <w:proofErr w:type="spellStart"/>
+      <w:r>
+        <w:rPr>
+          <w:sz w:val="20"/>
+          <w:szCs w:val="20"/>
+        </w:rPr>
+        <w:t>kingdomheartsknowledge</w:t>
+      </w:r>
+      <w:proofErr w:type="spellEnd"/>
+      <w:r>
+        <w:rPr>
+          <w:sz w:val="20"/>
+          <w:szCs w:val="20"/>
+        </w:rPr>
+        <w:t xml:space="preserve"> -&gt; Path: Knowledge/2-Science/1-Formal sciences</w:t>
+      </w:r>
+      <w:r>
+        <w:rPr>
+          <w:sz w:val="20"/>
+          <w:szCs w:val="20"/>
+        </w:rPr>
+        <w:t>/</w:t>
+      </w:r>
+      <w:r>
+        <w:rPr>
+          <w:sz w:val="20"/>
+          <w:szCs w:val="20"/>
+        </w:rPr>
+        <w:t>0-Intro to Formal sciences</w:t>
+      </w:r>
+      <w:r>
+        <w:rPr>
+          <w:sz w:val="20"/>
+          <w:szCs w:val="20"/>
+        </w:rPr>
+        <w:t>/..</w:t>
       </w:r>
       <w:r>
         <w:rPr>
@@ -949,22 +1359,9 @@
         </w:rPr>
         <w:t>]</w:t>
       </w:r>
-    </w:p>
-    <w:p>
-      <w:pPr>
-        <w:pStyle w:val="Heading1"/>
-        <w:rPr>
-          <w:b/>
-          <w:sz w:val="22"/>
-          <w:szCs w:val="22"/>
-        </w:rPr>
-      </w:pPr>
       <w:bookmarkStart w:id="1" w:name="_b1ti7lspqgk" w:colFirst="0" w:colLast="0"/>
       <w:bookmarkEnd w:id="1"/>
     </w:p>
-    <w:p/>
-    <w:p/>
-    <w:p/>
     <w:sectPr>
       <w:pgSz w:w="12240" w:h="15840"/>
       <w:pgMar w:top="1440" w:right="1440" w:bottom="1440" w:left="1440" w:header="720" w:footer="720" w:gutter="0"/>
@@ -980,11 +1377,11 @@
   <w:abstractNum w:abstractNumId="0" w15:restartNumberingAfterBreak="0">
     <w:nsid w:val="3DFA5FE9"/>
     <w:multiLevelType w:val="multilevel"/>
-    <w:tmpl w:val="552A981A"/>
+    <w:tmpl w:val="B07291F6"/>
     <w:lvl w:ilvl="0">
       <w:start w:val="1"/>
-      <w:numFmt w:val="bullet"/>
-      <w:lvlText w:val="-"/>
+      <w:numFmt w:val="decimal"/>
+      <w:lvlText w:val="%1."/>
       <w:lvlJc w:val="left"/>
       <w:pPr>
         <w:ind w:left="720" w:hanging="360"/>
@@ -1679,6 +2076,17 @@
       <w:szCs w:val="30"/>
     </w:rPr>
   </w:style>
+  <w:style w:type="paragraph" w:styleId="ListParagraph">
+    <w:name w:val="List Paragraph"/>
+    <w:basedOn w:val="Normal"/>
+    <w:uiPriority w:val="34"/>
+    <w:qFormat/>
+    <w:rsid w:val="00243EB2"/>
+    <w:pPr>
+      <w:ind w:left="720"/>
+      <w:contextualSpacing/>
+    </w:pPr>
+  </w:style>
 </w:styles>
 </file>
 

--- a/Knowledge/2-Science/1-Formal sciences/0-Intro to Formal sciences/3-Wiki Source/Sources.docx
+++ b/Knowledge/2-Science/1-Formal sciences/0-Intro to Formal sciences/3-Wiki Source/Sources.docx
@@ -14,104 +14,89 @@
         <w:rPr>
           <w:b/>
         </w:rPr>
-        <w:t>* Download Name</w:t>
+        <w:t xml:space="preserve">* Source ID: </w:t>
+      </w:r>
+      <w:r>
+        <w:rPr>
+          <w:bCs/>
+        </w:rPr>
+        <w:t>1</w:t>
+      </w:r>
+      <w:r>
+        <w:rPr>
+          <w:bCs/>
+        </w:rPr>
+        <w:t>4</w:t>
+      </w:r>
+      <w:r>
+        <w:br/>
+        <w:t xml:space="preserve">* </w:t>
+      </w:r>
+      <w:r>
+        <w:rPr>
+          <w:b/>
+        </w:rPr>
+        <w:t>Content Title</w:t>
+      </w:r>
+      <w:r>
+        <w:t>: [en_wikipedia_org_wiki_Formal_science.pdf -&gt; Formal science.pdf] [Wiki Source - Formal science]</w:t>
+      </w:r>
+      <w:r>
+        <w:br/>
+        <w:t xml:space="preserve">* </w:t>
+      </w:r>
+      <w:r>
+        <w:rPr>
+          <w:b/>
+        </w:rPr>
+        <w:t>Content Type</w:t>
+      </w:r>
+      <w:r>
+        <w:t>: Document</w:t>
+      </w:r>
+      <w:r>
+        <w:br/>
+        <w:t xml:space="preserve">* </w:t>
+      </w:r>
+      <w:r>
+        <w:rPr>
+          <w:b/>
+        </w:rPr>
+        <w:t>Domain</w:t>
+      </w:r>
+      <w:r>
+        <w:t>: Educational</w:t>
+      </w:r>
+      <w:r>
+        <w:br/>
+        <w:t xml:space="preserve">* </w:t>
+      </w:r>
+      <w:r>
+        <w:rPr>
+          <w:b/>
+        </w:rPr>
+        <w:t>Source Platform</w:t>
+      </w:r>
+      <w:r>
+        <w:t>: Wikipedia (https://www.wikipedia.org)</w:t>
+      </w:r>
+      <w:r>
+        <w:br/>
+        <w:t xml:space="preserve">* </w:t>
+      </w:r>
+      <w:r>
+        <w:rPr>
+          <w:b/>
+        </w:rPr>
+        <w:t>Source Reference</w:t>
       </w:r>
       <w:r>
         <w:t xml:space="preserve">: </w:t>
       </w:r>
-      <w:r>
-        <w:t>[</w:t>
-      </w:r>
-      <w:r>
-        <w:t>en_wikipedia_org_wiki_Formal_science.pdf</w:t>
-      </w:r>
-      <w:r>
-        <w:t xml:space="preserve"> </w:t>
-      </w:r>
-      <w:r>
-        <w:t>-&gt;</w:t>
-      </w:r>
-      <w:r>
-        <w:t xml:space="preserve"> </w:t>
-      </w:r>
-      <w:r>
-        <w:t>Formal science.pdf</w:t>
-      </w:r>
-      <w:r>
-        <w:t>]</w:t>
-      </w:r>
-      <w:r>
-        <w:t xml:space="preserve"> </w:t>
-      </w:r>
-      <w:r>
-        <w:t>[</w:t>
-      </w:r>
-      <w:r>
-        <w:t>Wiki Source - Formal science</w:t>
-      </w:r>
-      <w:r>
-        <w:t>]</w:t>
-      </w:r>
-      <w:r>
-        <w:br/>
-        <w:t xml:space="preserve">* </w:t>
-      </w:r>
-      <w:r>
-        <w:rPr>
-          <w:b/>
-        </w:rPr>
-        <w:t>Download Type</w:t>
-      </w:r>
-      <w:r>
-        <w:t>: Document</w:t>
-      </w:r>
-      <w:r>
-        <w:br/>
-        <w:t xml:space="preserve">* </w:t>
-      </w:r>
-      <w:r>
-        <w:rPr>
-          <w:b/>
-        </w:rPr>
-        <w:t>Source Type</w:t>
-      </w:r>
-      <w:r>
-        <w:t>: Educational</w:t>
-      </w:r>
-      <w:r>
-        <w:br/>
-      </w:r>
-      <w:r>
-        <w:t xml:space="preserve">* </w:t>
-      </w:r>
-      <w:r>
-        <w:rPr>
-          <w:b/>
-          <w:bCs/>
-        </w:rPr>
-        <w:t>Source Platform</w:t>
-      </w:r>
-      <w:r>
-        <w:t>: Wikipedia (https://www.wikipedia.org)</w:t>
-      </w:r>
-      <w:r>
-        <w:br/>
-        <w:t xml:space="preserve">* </w:t>
-      </w:r>
-      <w:r>
-        <w:rPr>
-          <w:b/>
-        </w:rPr>
-        <w:t>Download Source</w:t>
-      </w:r>
-      <w:r>
-        <w:t xml:space="preserve">: </w:t>
-      </w:r>
-      <w:hyperlink r:id="rId5">
+      <w:hyperlink r:id="rId5" w:history="1">
         <w:r>
           <w:rPr>
-            <w:color w:val="1155CC"/>
-            <w:u w:val="single"/>
+            <w:rStyle w:val="Hyperlink"/>
           </w:rPr>
           <w:t>https://en.wikipedia.org/wiki/Formal_science</w:t>
         </w:r>
@@ -127,49 +112,69 @@
           <w:b/>
           <w:bCs/>
         </w:rPr>
-        <w:t>Download Server / Mirror</w:t>
+        <w:t>Source Type</w:t>
       </w:r>
       <w:r>
         <w:t xml:space="preserve">: </w:t>
       </w:r>
       <w:r>
-        <w:t>https://en.wikipedia.org [Wikipedia Server]</w:t>
-      </w:r>
-      <w:r>
-        <w:br/>
-        <w:t xml:space="preserve">* </w:t>
-      </w:r>
-      <w:r>
-        <w:rPr>
-          <w:b/>
-        </w:rPr>
-        <w:t>Download Method</w:t>
-      </w:r>
-      <w:r>
-        <w:t xml:space="preserve">: </w:t>
-      </w:r>
-      <w:r>
-        <w:t xml:space="preserve">Web Tool: </w:t>
-      </w:r>
-      <w:proofErr w:type="spellStart"/>
-      <w:r>
-        <w:t>Sejda</w:t>
-      </w:r>
-      <w:proofErr w:type="spellEnd"/>
-      <w:r>
-        <w:t xml:space="preserve"> - HTML to PDF (https://www.sejda.com/html-to-pdf) [convert html to pdf]</w:t>
-      </w:r>
-      <w:r>
-        <w:br/>
-      </w:r>
-      <w:r>
-        <w:t xml:space="preserve">* </w:t>
-      </w:r>
-      <w:r>
-        <w:rPr>
-          <w:b/>
-        </w:rPr>
-        <w:t>Download Format</w:t>
+        <w:t xml:space="preserve">Converted </w:t>
+      </w:r>
+      <w:r>
+        <w:br/>
+        <w:t xml:space="preserve">* </w:t>
+      </w:r>
+      <w:r>
+        <w:rPr>
+          <w:b/>
+          <w:bCs/>
+        </w:rPr>
+        <w:t>Source Nature:</w:t>
+      </w:r>
+      <w:r>
+        <w:t xml:space="preserve"> </w:t>
+      </w:r>
+      <w:r>
+        <w:t>D</w:t>
+      </w:r>
+      <w:r>
+        <w:t>igital</w:t>
+      </w:r>
+      <w:r>
+        <w:br/>
+        <w:t xml:space="preserve">* </w:t>
+      </w:r>
+      <w:r>
+        <w:rPr>
+          <w:b/>
+        </w:rPr>
+        <w:t>Storage Host</w:t>
+      </w:r>
+      <w:r>
+        <w:t>: https://en.wikipedia.org [Wikipedia Server]</w:t>
+      </w:r>
+      <w:r>
+        <w:br/>
+        <w:t xml:space="preserve">* </w:t>
+      </w:r>
+      <w:r>
+        <w:rPr>
+          <w:b/>
+        </w:rPr>
+        <w:t>Acquisition Method</w:t>
+      </w:r>
+      <w:r>
+        <w:t>: Web Tool: Sejda - HTML to PDF (https://www.sejda.com/html-to-pdf) [convert html to pdf]</w:t>
+      </w:r>
+      <w:r>
+        <w:br/>
+        <w:t xml:space="preserve">* </w:t>
+      </w:r>
+      <w:r>
+        <w:rPr>
+          <w:b/>
+        </w:rPr>
+        <w:t>File Format</w:t>
       </w:r>
       <w:r>
         <w:t>: .pdf</w:t>
@@ -182,7 +187,7 @@
         <w:rPr>
           <w:b/>
         </w:rPr>
-        <w:t>Download Quality</w:t>
+        <w:t>Content Quality</w:t>
       </w:r>
       <w:r>
         <w:t>: High</w:t>
@@ -195,7 +200,7 @@
         <w:rPr>
           <w:b/>
         </w:rPr>
-        <w:t>Download Date</w:t>
+        <w:t>Acquisition Date</w:t>
       </w:r>
       <w:r>
         <w:t>: 7/17/2025</w:t>
@@ -208,131 +213,23 @@
         <w:rPr>
           <w:b/>
         </w:rPr>
-        <w:t>Saved Location</w:t>
-      </w:r>
-      <w:r>
-        <w:t xml:space="preserve">: </w:t>
-      </w:r>
-      <w:proofErr w:type="spellStart"/>
-      <w:r>
-        <w:rPr>
-          <w:sz w:val="20"/>
-          <w:szCs w:val="20"/>
-        </w:rPr>
-        <w:t>StorageType</w:t>
-      </w:r>
-      <w:proofErr w:type="spellEnd"/>
-      <w:r>
-        <w:rPr>
-          <w:sz w:val="20"/>
-          <w:szCs w:val="20"/>
-        </w:rPr>
-        <w:t xml:space="preserve">: Cloud -&gt; Platform: GitHub -&gt; Account: </w:t>
-      </w:r>
-      <w:proofErr w:type="spellStart"/>
-      <w:r>
-        <w:rPr>
-          <w:sz w:val="20"/>
-          <w:szCs w:val="20"/>
-        </w:rPr>
-        <w:t>topicsscience</w:t>
-      </w:r>
-      <w:proofErr w:type="spellEnd"/>
-      <w:r>
-        <w:rPr>
-          <w:sz w:val="20"/>
-          <w:szCs w:val="20"/>
-        </w:rPr>
-        <w:t xml:space="preserve"> -&gt; Repository: </w:t>
-      </w:r>
-      <w:proofErr w:type="spellStart"/>
-      <w:r>
-        <w:rPr>
-          <w:sz w:val="20"/>
-          <w:szCs w:val="20"/>
-        </w:rPr>
-        <w:t>kingdomheartsknowledge</w:t>
-      </w:r>
-      <w:proofErr w:type="spellEnd"/>
-      <w:r>
-        <w:rPr>
-          <w:sz w:val="20"/>
-          <w:szCs w:val="20"/>
-        </w:rPr>
-        <w:t xml:space="preserve"> -&gt; Path: Knowledge/2-Science/1-Formal sciences</w:t>
-      </w:r>
-      <w:r>
-        <w:rPr>
-          <w:sz w:val="20"/>
-          <w:szCs w:val="20"/>
-        </w:rPr>
-        <w:t>/</w:t>
-      </w:r>
-      <w:r>
-        <w:rPr>
-          <w:sz w:val="20"/>
-          <w:szCs w:val="20"/>
-        </w:rPr>
-        <w:t>0-Intro to Formal sciences</w:t>
-      </w:r>
-      <w:r>
-        <w:rPr>
-          <w:sz w:val="20"/>
-          <w:szCs w:val="20"/>
-        </w:rPr>
-        <w:t>/..</w:t>
-      </w:r>
-      <w:r>
-        <w:rPr>
-          <w:sz w:val="20"/>
-          <w:szCs w:val="20"/>
-        </w:rPr>
-        <w:br/>
-      </w:r>
-      <w:r>
-        <w:t xml:space="preserve">* </w:t>
-      </w:r>
-      <w:r>
-        <w:rPr>
-          <w:b/>
-        </w:rPr>
-        <w:t xml:space="preserve">Notes: </w:t>
-      </w:r>
-      <w:r>
-        <w:rPr>
-          <w:sz w:val="20"/>
-          <w:szCs w:val="20"/>
-        </w:rPr>
-        <w:t>Wiki Source -</w:t>
-      </w:r>
-      <w:r>
-        <w:rPr>
-          <w:sz w:val="24"/>
-          <w:szCs w:val="24"/>
-        </w:rPr>
-        <w:t xml:space="preserve"> </w:t>
-      </w:r>
-      <w:r>
-        <w:rPr>
-          <w:sz w:val="20"/>
-          <w:szCs w:val="20"/>
-        </w:rPr>
-        <w:t>[</w:t>
-      </w:r>
-      <w:r>
-        <w:rPr>
-          <w:color w:val="202122"/>
-          <w:sz w:val="18"/>
-          <w:szCs w:val="18"/>
-        </w:rPr>
-        <w:t>This page was last edited on 20 April 2025, at 23:57 (UTC)</w:t>
-      </w:r>
-      <w:r>
-        <w:rPr>
-          <w:sz w:val="20"/>
-          <w:szCs w:val="20"/>
-        </w:rPr>
-        <w:t>]</w:t>
+        <w:t>Storage Location</w:t>
+      </w:r>
+      <w:r>
+        <w:t>: StorageType: Cloud -&gt; Platform: GitHub -&gt; Account: topicsscience -&gt; Repository: kingdomheartsknowledge -&gt; Path: Knowledge/2-Science/1-Formal sciences/0-Intro to Formal sciences/..</w:t>
+      </w:r>
+      <w:r>
+        <w:br/>
+        <w:t xml:space="preserve">* </w:t>
+      </w:r>
+      <w:r>
+        <w:rPr>
+          <w:b/>
+        </w:rPr>
+        <w:t>Notes</w:t>
+      </w:r>
+      <w:r>
+        <w:t>: Wiki Source - [This page was last edited on 20 April 2025, at 23:57 (UTC)]</w:t>
       </w:r>
     </w:p>
     <w:p>
@@ -356,95 +253,91 @@
         <w:rPr>
           <w:b/>
         </w:rPr>
-        <w:t>* Download Name</w:t>
+        <w:t xml:space="preserve">* Source ID: </w:t>
+      </w:r>
+      <w:r>
+        <w:rPr>
+          <w:bCs/>
+        </w:rPr>
+        <w:t>1</w:t>
+      </w:r>
+      <w:r>
+        <w:rPr>
+          <w:bCs/>
+        </w:rPr>
+        <w:t>5</w:t>
+      </w:r>
+      <w:r>
+        <w:br/>
+      </w:r>
+      <w:r>
+        <w:t xml:space="preserve">* </w:t>
+      </w:r>
+      <w:r>
+        <w:rPr>
+          <w:b/>
+        </w:rPr>
+        <w:t>Content Title</w:t>
+      </w:r>
+      <w:r>
+        <w:t>: [en_wikipedia_org_wiki_Formal_system.pdf -&gt; Formal system.pdf] [Wiki Source - Formal system]</w:t>
+      </w:r>
+      <w:r>
+        <w:br/>
+        <w:t xml:space="preserve">* </w:t>
+      </w:r>
+      <w:r>
+        <w:rPr>
+          <w:b/>
+        </w:rPr>
+        <w:t>Content Type</w:t>
+      </w:r>
+      <w:r>
+        <w:t>: Document</w:t>
+      </w:r>
+      <w:r>
+        <w:br/>
+        <w:t xml:space="preserve">* </w:t>
+      </w:r>
+      <w:r>
+        <w:rPr>
+          <w:b/>
+        </w:rPr>
+        <w:t>Domain</w:t>
+      </w:r>
+      <w:r>
+        <w:t>: Educational</w:t>
+      </w:r>
+      <w:r>
+        <w:br/>
+        <w:t xml:space="preserve">* </w:t>
+      </w:r>
+      <w:r>
+        <w:rPr>
+          <w:b/>
+        </w:rPr>
+        <w:t>Source Platform</w:t>
+      </w:r>
+      <w:r>
+        <w:t>: Wikipedia (https://www.wikipedia.org)</w:t>
+      </w:r>
+      <w:r>
+        <w:br/>
+        <w:t xml:space="preserve">* </w:t>
+      </w:r>
+      <w:r>
+        <w:rPr>
+          <w:b/>
+        </w:rPr>
+        <w:t>Source Reference</w:t>
       </w:r>
       <w:r>
         <w:t xml:space="preserve">: </w:t>
       </w:r>
-      <w:r>
-        <w:t>[</w:t>
-      </w:r>
-      <w:r>
-        <w:t>en_wikipedia_org_wiki_Formal_system.pdf</w:t>
-      </w:r>
-      <w:r>
-        <w:t xml:space="preserve"> -&gt; </w:t>
-      </w:r>
-      <w:r>
-        <w:t>Formal system.pdf</w:t>
-      </w:r>
-      <w:r>
-        <w:t xml:space="preserve">] </w:t>
-      </w:r>
-      <w:r>
-        <w:t>[</w:t>
-      </w:r>
-      <w:r>
-        <w:t>Wiki Source - Formal system</w:t>
-      </w:r>
-      <w:r>
-        <w:t>]</w:t>
-      </w:r>
-      <w:r>
-        <w:br/>
-        <w:t xml:space="preserve">* </w:t>
-      </w:r>
-      <w:r>
-        <w:rPr>
-          <w:b/>
-        </w:rPr>
-        <w:t>Download Type</w:t>
-      </w:r>
-      <w:r>
-        <w:t>: Document</w:t>
-      </w:r>
-      <w:r>
-        <w:br/>
-        <w:t xml:space="preserve">* </w:t>
-      </w:r>
-      <w:r>
-        <w:rPr>
-          <w:b/>
-        </w:rPr>
-        <w:t>Source Type</w:t>
-      </w:r>
-      <w:r>
-        <w:t>: Educational</w:t>
-      </w:r>
-      <w:r>
-        <w:br/>
-      </w:r>
-      <w:r>
-        <w:t xml:space="preserve">* </w:t>
-      </w:r>
-      <w:r>
-        <w:rPr>
-          <w:b/>
-          <w:bCs/>
-        </w:rPr>
-        <w:t>Source Platform</w:t>
-      </w:r>
-      <w:r>
-        <w:t>: Wikipedia (https://www.wikipedia.org)</w:t>
-      </w:r>
-      <w:r>
-        <w:br/>
-        <w:t xml:space="preserve">* </w:t>
-      </w:r>
-      <w:r>
-        <w:rPr>
-          <w:b/>
-        </w:rPr>
-        <w:t>Download Source</w:t>
-      </w:r>
-      <w:r>
-        <w:t xml:space="preserve">: </w:t>
-      </w:r>
-      <w:hyperlink r:id="rId6">
+      <w:hyperlink r:id="rId6" w:history="1">
         <w:r>
           <w:rPr>
-            <w:color w:val="1155CC"/>
-            <w:u w:val="single"/>
+            <w:rStyle w:val="Hyperlink"/>
           </w:rPr>
           <w:t>https://en.wikipedia.org/wiki/Formal_system</w:t>
         </w:r>
@@ -460,49 +353,69 @@
           <w:b/>
           <w:bCs/>
         </w:rPr>
-        <w:t>Download Server / Mirror</w:t>
+        <w:t>Source Type</w:t>
       </w:r>
       <w:r>
         <w:t xml:space="preserve">: </w:t>
       </w:r>
       <w:r>
-        <w:t>https://en.wikipedia.org [Wikipedia Server]</w:t>
-      </w:r>
-      <w:r>
-        <w:br/>
-        <w:t xml:space="preserve">* </w:t>
-      </w:r>
-      <w:r>
-        <w:rPr>
-          <w:b/>
-        </w:rPr>
-        <w:t>Download Method</w:t>
-      </w:r>
-      <w:r>
-        <w:t xml:space="preserve">: </w:t>
-      </w:r>
-      <w:r>
-        <w:t xml:space="preserve">Web Tool: </w:t>
-      </w:r>
-      <w:proofErr w:type="spellStart"/>
-      <w:r>
-        <w:t>Sejda</w:t>
-      </w:r>
-      <w:proofErr w:type="spellEnd"/>
-      <w:r>
-        <w:t xml:space="preserve"> - HTML to PDF (https://www.sejda.com/html-to-pdf) [convert html to pdf]</w:t>
-      </w:r>
-      <w:r>
-        <w:br/>
-      </w:r>
-      <w:r>
-        <w:t xml:space="preserve">* </w:t>
-      </w:r>
-      <w:r>
-        <w:rPr>
-          <w:b/>
-        </w:rPr>
-        <w:t>Download Format</w:t>
+        <w:t xml:space="preserve">Converted </w:t>
+      </w:r>
+      <w:r>
+        <w:br/>
+        <w:t xml:space="preserve">* </w:t>
+      </w:r>
+      <w:r>
+        <w:rPr>
+          <w:b/>
+          <w:bCs/>
+        </w:rPr>
+        <w:t>Source Nature:</w:t>
+      </w:r>
+      <w:r>
+        <w:t xml:space="preserve"> </w:t>
+      </w:r>
+      <w:r>
+        <w:t>D</w:t>
+      </w:r>
+      <w:r>
+        <w:t>igital</w:t>
+      </w:r>
+      <w:r>
+        <w:br/>
+        <w:t xml:space="preserve">* </w:t>
+      </w:r>
+      <w:r>
+        <w:rPr>
+          <w:b/>
+        </w:rPr>
+        <w:t>Storage Host</w:t>
+      </w:r>
+      <w:r>
+        <w:t>: https://en.wikipedia.org [Wikipedia Server]</w:t>
+      </w:r>
+      <w:r>
+        <w:br/>
+        <w:t xml:space="preserve">* </w:t>
+      </w:r>
+      <w:r>
+        <w:rPr>
+          <w:b/>
+        </w:rPr>
+        <w:t>Acquisition Method</w:t>
+      </w:r>
+      <w:r>
+        <w:t>: Web Tool: Sejda - HTML to PDF (https://www.sejda.com/html-to-pdf) [convert html to pdf]</w:t>
+      </w:r>
+      <w:r>
+        <w:br/>
+        <w:t xml:space="preserve">* </w:t>
+      </w:r>
+      <w:r>
+        <w:rPr>
+          <w:b/>
+        </w:rPr>
+        <w:t>File Format</w:t>
       </w:r>
       <w:r>
         <w:t>: .pdf</w:t>
@@ -515,7 +428,7 @@
         <w:rPr>
           <w:b/>
         </w:rPr>
-        <w:t>Download Quality</w:t>
+        <w:t>Content Quality</w:t>
       </w:r>
       <w:r>
         <w:t>: High</w:t>
@@ -528,168 +441,41 @@
         <w:rPr>
           <w:b/>
         </w:rPr>
-        <w:t>Download Date</w:t>
+        <w:t>Acquisition Date</w:t>
       </w:r>
       <w:r>
         <w:t>: 7/17/2025</w:t>
       </w:r>
       <w:r>
         <w:br/>
-      </w:r>
-      <w:r>
-        <w:t xml:space="preserve">* </w:t>
-      </w:r>
-      <w:r>
-        <w:rPr>
-          <w:b/>
-        </w:rPr>
-        <w:t>Saved Location</w:t>
-      </w:r>
-      <w:r>
-        <w:t xml:space="preserve">: </w:t>
-      </w:r>
-      <w:proofErr w:type="spellStart"/>
-      <w:r>
-        <w:rPr>
-          <w:sz w:val="20"/>
-          <w:szCs w:val="20"/>
-        </w:rPr>
-        <w:t>StorageType</w:t>
-      </w:r>
-      <w:proofErr w:type="spellEnd"/>
-      <w:r>
-        <w:rPr>
-          <w:sz w:val="20"/>
-          <w:szCs w:val="20"/>
-        </w:rPr>
-        <w:t xml:space="preserve">: Cloud -&gt; Platform: GitHub -&gt; Account: </w:t>
-      </w:r>
-      <w:proofErr w:type="spellStart"/>
-      <w:r>
-        <w:rPr>
-          <w:sz w:val="20"/>
-          <w:szCs w:val="20"/>
-        </w:rPr>
-        <w:t>topicsscience</w:t>
-      </w:r>
-      <w:proofErr w:type="spellEnd"/>
-      <w:r>
-        <w:rPr>
-          <w:sz w:val="20"/>
-          <w:szCs w:val="20"/>
-        </w:rPr>
-        <w:t xml:space="preserve"> -&gt; Repository: </w:t>
-      </w:r>
-      <w:proofErr w:type="spellStart"/>
-      <w:r>
-        <w:rPr>
-          <w:sz w:val="20"/>
-          <w:szCs w:val="20"/>
-        </w:rPr>
-        <w:t>kingdomheartsknowledge</w:t>
-      </w:r>
-      <w:proofErr w:type="spellEnd"/>
-      <w:r>
-        <w:rPr>
-          <w:sz w:val="20"/>
-          <w:szCs w:val="20"/>
-        </w:rPr>
-        <w:t xml:space="preserve"> -&gt; Path: Knowledge/2-Science/1-Formal sciences</w:t>
-      </w:r>
-      <w:r>
-        <w:rPr>
-          <w:sz w:val="20"/>
-          <w:szCs w:val="20"/>
-        </w:rPr>
-        <w:t>/</w:t>
-      </w:r>
-      <w:r>
-        <w:rPr>
-          <w:sz w:val="20"/>
-          <w:szCs w:val="20"/>
-        </w:rPr>
-        <w:t>0-Intro to Formal sciences</w:t>
-      </w:r>
-      <w:r>
-        <w:rPr>
-          <w:sz w:val="20"/>
-          <w:szCs w:val="20"/>
-        </w:rPr>
-        <w:t>/..</w:t>
-      </w:r>
-      <w:r>
-        <w:rPr>
-          <w:sz w:val="20"/>
-          <w:szCs w:val="20"/>
-        </w:rPr>
-        <w:br/>
-      </w:r>
-      <w:r>
-        <w:t xml:space="preserve">* </w:t>
-      </w:r>
-      <w:r>
-        <w:rPr>
-          <w:b/>
-        </w:rPr>
-        <w:t xml:space="preserve">Notes: </w:t>
-      </w:r>
-      <w:r>
-        <w:rPr>
-          <w:sz w:val="20"/>
-          <w:szCs w:val="20"/>
-        </w:rPr>
-        <w:t>Wiki Source -</w:t>
-      </w:r>
-      <w:r>
-        <w:rPr>
-          <w:sz w:val="24"/>
-          <w:szCs w:val="24"/>
-        </w:rPr>
-        <w:t xml:space="preserve"> </w:t>
-      </w:r>
-      <w:r>
-        <w:rPr>
-          <w:sz w:val="20"/>
-          <w:szCs w:val="20"/>
-        </w:rPr>
-        <w:t>[</w:t>
-      </w:r>
-      <w:r>
-        <w:rPr>
-          <w:color w:val="202122"/>
-          <w:sz w:val="18"/>
-          <w:szCs w:val="18"/>
-        </w:rPr>
-        <w:t>This page was last edited on 16 July 2025, at 15:50 (UTC)</w:t>
-      </w:r>
-      <w:r>
-        <w:rPr>
-          <w:sz w:val="20"/>
-          <w:szCs w:val="20"/>
-        </w:rPr>
-        <w:t>]</w:t>
-      </w:r>
-      <w:r>
-        <w:rPr>
-          <w:sz w:val="20"/>
-          <w:szCs w:val="20"/>
-        </w:rPr>
+        <w:t xml:space="preserve">* </w:t>
+      </w:r>
+      <w:r>
+        <w:rPr>
+          <w:b/>
+        </w:rPr>
+        <w:t>Storage Location</w:t>
+      </w:r>
+      <w:r>
+        <w:t>: StorageType: Cloud -&gt; Platform: GitHub -&gt; Account: topicsscience -&gt; Repository: kingdomheartsknowledge -&gt; Path: Knowledge/2-Science/1-Formal sciences/0-Intro to Formal sciences/..</w:t>
+      </w:r>
+      <w:r>
+        <w:br/>
+        <w:t xml:space="preserve">* </w:t>
+      </w:r>
+      <w:r>
+        <w:rPr>
+          <w:b/>
+        </w:rPr>
+        <w:t>Notes</w:t>
+      </w:r>
+      <w:r>
+        <w:t>: Wiki Source - [This page was last edited on 16 July 2025, at 15:50 (UTC)]</w:t>
+      </w:r>
+      <w:r>
         <w:br/>
       </w:r>
     </w:p>
-    <w:p>
-      <w:bookmarkStart w:id="0" w:name="_rfi4yandxwcf" w:colFirst="0" w:colLast="0"/>
-      <w:bookmarkEnd w:id="0"/>
-    </w:p>
-    <w:p/>
-    <w:p/>
-    <w:p/>
-    <w:p/>
-    <w:p/>
-    <w:p/>
-    <w:p/>
-    <w:p/>
-    <w:p/>
     <w:p/>
     <w:p/>
     <w:p/>
@@ -706,98 +492,91 @@
         <w:rPr>
           <w:b/>
         </w:rPr>
-        <w:t>* Download Name</w:t>
+        <w:t xml:space="preserve">* Source ID: </w:t>
+      </w:r>
+      <w:r>
+        <w:rPr>
+          <w:bCs/>
+        </w:rPr>
+        <w:t>1</w:t>
+      </w:r>
+      <w:r>
+        <w:rPr>
+          <w:bCs/>
+        </w:rPr>
+        <w:t>6</w:t>
+      </w:r>
+      <w:r>
+        <w:br/>
+      </w:r>
+      <w:r>
+        <w:t xml:space="preserve">* </w:t>
+      </w:r>
+      <w:r>
+        <w:rPr>
+          <w:b/>
+        </w:rPr>
+        <w:t>Content Title</w:t>
+      </w:r>
+      <w:r>
+        <w:t>: [en_wikipedia_org_wiki_Abstract_structure.pdf -&gt; Abstract structure.pdf] [Wiki Source - Abstract structure]</w:t>
+      </w:r>
+      <w:r>
+        <w:br/>
+        <w:t xml:space="preserve">* </w:t>
+      </w:r>
+      <w:r>
+        <w:rPr>
+          <w:b/>
+        </w:rPr>
+        <w:t>Content Type</w:t>
+      </w:r>
+      <w:r>
+        <w:t>: Document</w:t>
+      </w:r>
+      <w:r>
+        <w:br/>
+        <w:t xml:space="preserve">* </w:t>
+      </w:r>
+      <w:r>
+        <w:rPr>
+          <w:b/>
+        </w:rPr>
+        <w:t>Domain</w:t>
+      </w:r>
+      <w:r>
+        <w:t>: Educational</w:t>
+      </w:r>
+      <w:r>
+        <w:br/>
+        <w:t xml:space="preserve">* </w:t>
+      </w:r>
+      <w:r>
+        <w:rPr>
+          <w:b/>
+        </w:rPr>
+        <w:t>Source Platform</w:t>
+      </w:r>
+      <w:r>
+        <w:t>: Wikipedia (https://www.wikipedia.org)</w:t>
+      </w:r>
+      <w:r>
+        <w:br/>
+        <w:t xml:space="preserve">* </w:t>
+      </w:r>
+      <w:r>
+        <w:rPr>
+          <w:b/>
+        </w:rPr>
+        <w:t>Source Reference</w:t>
       </w:r>
       <w:r>
         <w:t xml:space="preserve">: </w:t>
       </w:r>
-      <w:r>
-        <w:t>[</w:t>
-      </w:r>
-      <w:r>
-        <w:t>en_wikipedia_org_wiki_Abstract_structure.pdf</w:t>
-      </w:r>
-      <w:r>
-        <w:t xml:space="preserve"> -&gt; </w:t>
-      </w:r>
-      <w:r>
-        <w:t>Abstract structure.pdf</w:t>
-      </w:r>
-      <w:r>
-        <w:t>]</w:t>
-      </w:r>
-      <w:r>
-        <w:t xml:space="preserve"> </w:t>
-      </w:r>
-      <w:r>
-        <w:t>[</w:t>
-      </w:r>
-      <w:r>
-        <w:t>Wiki Source - Abstract structure</w:t>
-      </w:r>
-      <w:r>
-        <w:t>]</w:t>
-      </w:r>
-      <w:r>
-        <w:br/>
-        <w:t xml:space="preserve">* </w:t>
-      </w:r>
-      <w:r>
-        <w:rPr>
-          <w:b/>
-        </w:rPr>
-        <w:t>Download Type</w:t>
-      </w:r>
-      <w:r>
-        <w:t>: Document</w:t>
-      </w:r>
-      <w:r>
-        <w:br/>
-        <w:t xml:space="preserve">* </w:t>
-      </w:r>
-      <w:r>
-        <w:rPr>
-          <w:b/>
-        </w:rPr>
-        <w:t>Source Type</w:t>
-      </w:r>
-      <w:r>
-        <w:t>: Educational</w:t>
-      </w:r>
-      <w:r>
-        <w:br/>
-      </w:r>
-      <w:r>
-        <w:t xml:space="preserve">* </w:t>
-      </w:r>
-      <w:r>
-        <w:rPr>
-          <w:b/>
-          <w:bCs/>
-        </w:rPr>
-        <w:t>Source Platform</w:t>
-      </w:r>
-      <w:r>
-        <w:t>: Wikipedia (https://www.wikipedia.org)</w:t>
-      </w:r>
-      <w:r>
-        <w:br/>
-        <w:t xml:space="preserve">* </w:t>
-      </w:r>
-      <w:r>
-        <w:rPr>
-          <w:b/>
-        </w:rPr>
-        <w:t>Download Source</w:t>
-      </w:r>
-      <w:r>
-        <w:t xml:space="preserve">: </w:t>
-      </w:r>
-      <w:hyperlink r:id="rId7">
+      <w:hyperlink r:id="rId7" w:history="1">
         <w:r>
           <w:rPr>
-            <w:color w:val="1155CC"/>
-            <w:u w:val="single"/>
+            <w:rStyle w:val="Hyperlink"/>
           </w:rPr>
           <w:t>https://en.wikipedia.org/wiki/Abstract_structure</w:t>
         </w:r>
@@ -813,49 +592,69 @@
           <w:b/>
           <w:bCs/>
         </w:rPr>
-        <w:t>Download Server / Mirror</w:t>
+        <w:t>Source Type</w:t>
       </w:r>
       <w:r>
         <w:t xml:space="preserve">: </w:t>
       </w:r>
       <w:r>
-        <w:t>https://en.wikipedia.org [Wikipedia Server]</w:t>
-      </w:r>
-      <w:r>
-        <w:br/>
-        <w:t xml:space="preserve">* </w:t>
-      </w:r>
-      <w:r>
-        <w:rPr>
-          <w:b/>
-        </w:rPr>
-        <w:t>Download Method</w:t>
-      </w:r>
-      <w:r>
-        <w:t xml:space="preserve">: </w:t>
-      </w:r>
-      <w:r>
-        <w:t xml:space="preserve">Web Tool: </w:t>
-      </w:r>
-      <w:proofErr w:type="spellStart"/>
-      <w:r>
-        <w:t>Sejda</w:t>
-      </w:r>
-      <w:proofErr w:type="spellEnd"/>
-      <w:r>
-        <w:t xml:space="preserve"> - HTML to PDF (https://www.sejda.com/html-to-pdf) [convert html to pdf]</w:t>
-      </w:r>
-      <w:r>
-        <w:br/>
-      </w:r>
-      <w:r>
-        <w:t xml:space="preserve">* </w:t>
-      </w:r>
-      <w:r>
-        <w:rPr>
-          <w:b/>
-        </w:rPr>
-        <w:t>Download Format</w:t>
+        <w:t xml:space="preserve">Converted </w:t>
+      </w:r>
+      <w:r>
+        <w:br/>
+        <w:t xml:space="preserve">* </w:t>
+      </w:r>
+      <w:r>
+        <w:rPr>
+          <w:b/>
+          <w:bCs/>
+        </w:rPr>
+        <w:t>Source Nature:</w:t>
+      </w:r>
+      <w:r>
+        <w:t xml:space="preserve"> </w:t>
+      </w:r>
+      <w:r>
+        <w:t>D</w:t>
+      </w:r>
+      <w:r>
+        <w:t>igital</w:t>
+      </w:r>
+      <w:r>
+        <w:br/>
+        <w:t xml:space="preserve">* </w:t>
+      </w:r>
+      <w:r>
+        <w:rPr>
+          <w:b/>
+        </w:rPr>
+        <w:t>Storage Host</w:t>
+      </w:r>
+      <w:r>
+        <w:t>: https://en.wikipedia.org [Wikipedia Server]</w:t>
+      </w:r>
+      <w:r>
+        <w:br/>
+        <w:t xml:space="preserve">* </w:t>
+      </w:r>
+      <w:r>
+        <w:rPr>
+          <w:b/>
+        </w:rPr>
+        <w:t>Acquisition Method</w:t>
+      </w:r>
+      <w:r>
+        <w:t>: Web Tool: Sejda - HTML to PDF (https://www.sejda.com/html-to-pdf) [convert html to pdf]</w:t>
+      </w:r>
+      <w:r>
+        <w:br/>
+        <w:t xml:space="preserve">* </w:t>
+      </w:r>
+      <w:r>
+        <w:rPr>
+          <w:b/>
+        </w:rPr>
+        <w:t>File Format</w:t>
       </w:r>
       <w:r>
         <w:t>: .pdf</w:t>
@@ -868,7 +667,7 @@
         <w:rPr>
           <w:b/>
         </w:rPr>
-        <w:t>Download Quality</w:t>
+        <w:t>Content Quality</w:t>
       </w:r>
       <w:r>
         <w:t>: High</w:t>
@@ -881,154 +680,46 @@
         <w:rPr>
           <w:b/>
         </w:rPr>
-        <w:t>Download Date</w:t>
+        <w:t>Acquisition Date</w:t>
       </w:r>
       <w:r>
         <w:t>: 7/17/2025</w:t>
       </w:r>
       <w:r>
         <w:br/>
-      </w:r>
-      <w:r>
-        <w:t xml:space="preserve">* </w:t>
-      </w:r>
-      <w:r>
-        <w:rPr>
-          <w:b/>
-        </w:rPr>
-        <w:t>Saved Location</w:t>
-      </w:r>
-      <w:r>
-        <w:t xml:space="preserve">: </w:t>
-      </w:r>
-      <w:proofErr w:type="spellStart"/>
-      <w:r>
-        <w:rPr>
-          <w:sz w:val="20"/>
-          <w:szCs w:val="20"/>
-        </w:rPr>
-        <w:t>StorageType</w:t>
-      </w:r>
-      <w:proofErr w:type="spellEnd"/>
-      <w:r>
-        <w:rPr>
-          <w:sz w:val="20"/>
-          <w:szCs w:val="20"/>
-        </w:rPr>
-        <w:t xml:space="preserve">: Cloud -&gt; Platform: GitHub -&gt; Account: </w:t>
-      </w:r>
-      <w:proofErr w:type="spellStart"/>
-      <w:r>
-        <w:rPr>
-          <w:sz w:val="20"/>
-          <w:szCs w:val="20"/>
-        </w:rPr>
-        <w:t>topicsscience</w:t>
-      </w:r>
-      <w:proofErr w:type="spellEnd"/>
-      <w:r>
-        <w:rPr>
-          <w:sz w:val="20"/>
-          <w:szCs w:val="20"/>
-        </w:rPr>
-        <w:t xml:space="preserve"> -&gt; Repository: </w:t>
-      </w:r>
-      <w:proofErr w:type="spellStart"/>
-      <w:r>
-        <w:rPr>
-          <w:sz w:val="20"/>
-          <w:szCs w:val="20"/>
-        </w:rPr>
-        <w:t>kingdomheartsknowledge</w:t>
-      </w:r>
-      <w:proofErr w:type="spellEnd"/>
-      <w:r>
-        <w:rPr>
-          <w:sz w:val="20"/>
-          <w:szCs w:val="20"/>
-        </w:rPr>
-        <w:t xml:space="preserve"> -&gt; Path: Knowledge/2-Science/1-Formal sciences</w:t>
-      </w:r>
-      <w:r>
-        <w:rPr>
-          <w:sz w:val="20"/>
-          <w:szCs w:val="20"/>
-        </w:rPr>
-        <w:t>/</w:t>
-      </w:r>
-      <w:r>
-        <w:rPr>
-          <w:sz w:val="20"/>
-          <w:szCs w:val="20"/>
-        </w:rPr>
-        <w:t>0-Intro to Formal sciences</w:t>
-      </w:r>
-      <w:r>
-        <w:rPr>
-          <w:sz w:val="20"/>
-          <w:szCs w:val="20"/>
-        </w:rPr>
-        <w:t>/..</w:t>
-      </w:r>
-      <w:r>
-        <w:rPr>
-          <w:sz w:val="20"/>
-          <w:szCs w:val="20"/>
-        </w:rPr>
-        <w:br/>
-      </w:r>
-      <w:r>
-        <w:t xml:space="preserve">* </w:t>
-      </w:r>
-      <w:r>
-        <w:rPr>
-          <w:b/>
-        </w:rPr>
-        <w:t xml:space="preserve">Notes: </w:t>
-      </w:r>
-      <w:r>
-        <w:rPr>
-          <w:sz w:val="20"/>
-          <w:szCs w:val="20"/>
-        </w:rPr>
-        <w:t>Wiki Source -</w:t>
-      </w:r>
-      <w:r>
-        <w:rPr>
-          <w:sz w:val="24"/>
-          <w:szCs w:val="24"/>
-        </w:rPr>
-        <w:t xml:space="preserve"> </w:t>
-      </w:r>
-      <w:r>
-        <w:rPr>
-          <w:sz w:val="20"/>
-          <w:szCs w:val="20"/>
-        </w:rPr>
-        <w:t>[</w:t>
-      </w:r>
-      <w:r>
-        <w:rPr>
-          <w:color w:val="202122"/>
-          <w:sz w:val="18"/>
-          <w:szCs w:val="18"/>
-        </w:rPr>
-        <w:t>This page was last edited on 26 January 2025, at 21:44 (UTC)</w:t>
-      </w:r>
-      <w:r>
-        <w:rPr>
-          <w:sz w:val="20"/>
-          <w:szCs w:val="20"/>
-        </w:rPr>
-        <w:t>]</w:t>
-      </w:r>
-      <w:r>
-        <w:rPr>
-          <w:sz w:val="20"/>
-          <w:szCs w:val="20"/>
-        </w:rPr>
-        <w:br/>
-      </w:r>
+        <w:t xml:space="preserve">* </w:t>
+      </w:r>
+      <w:r>
+        <w:rPr>
+          <w:b/>
+        </w:rPr>
+        <w:t>Storage Location</w:t>
+      </w:r>
+      <w:r>
+        <w:t>: StorageType: Cloud -&gt; Platform: GitHub -&gt; Account: topicsscience -&gt; Repository: kingdomheartsknowledge -&gt; Path: Knowledge/2-Science/1-Formal sciences/0-Intro to Formal sciences/..</w:t>
+      </w:r>
+      <w:r>
+        <w:br/>
+        <w:t xml:space="preserve">* </w:t>
+      </w:r>
+      <w:r>
+        <w:rPr>
+          <w:b/>
+        </w:rPr>
+        <w:t>Notes</w:t>
+      </w:r>
+      <w:r>
+        <w:t>: Wiki Source - [This page was last edited on 26 January 2025, at 21:44 (UTC)]</w:t>
+      </w:r>
+      <w:r>
+        <w:br/>
+      </w:r>
+    </w:p>
+    <w:p>
+      <w:pPr>
+        <w:spacing w:before="240"/>
+        <w:ind w:left="720"/>
+      </w:pPr>
     </w:p>
     <w:p>
       <w:pPr>
@@ -1046,95 +737,91 @@
         <w:rPr>
           <w:b/>
         </w:rPr>
-        <w:t>* Download Name</w:t>
+        <w:t xml:space="preserve">* Source ID: </w:t>
+      </w:r>
+      <w:r>
+        <w:rPr>
+          <w:bCs/>
+        </w:rPr>
+        <w:t>1</w:t>
+      </w:r>
+      <w:r>
+        <w:rPr>
+          <w:bCs/>
+        </w:rPr>
+        <w:t>7</w:t>
+      </w:r>
+      <w:r>
+        <w:br/>
+      </w:r>
+      <w:r>
+        <w:t xml:space="preserve">* </w:t>
+      </w:r>
+      <w:r>
+        <w:rPr>
+          <w:b/>
+        </w:rPr>
+        <w:t>Content Title</w:t>
+      </w:r>
+      <w:r>
+        <w:t>: [en_wikipedia_org_wiki_Formal_language.pdf -&gt; Formal language.pdf] [Wiki Source - Formal language]</w:t>
+      </w:r>
+      <w:r>
+        <w:br/>
+        <w:t xml:space="preserve">* </w:t>
+      </w:r>
+      <w:r>
+        <w:rPr>
+          <w:b/>
+        </w:rPr>
+        <w:t>Content Type</w:t>
+      </w:r>
+      <w:r>
+        <w:t>: Document</w:t>
+      </w:r>
+      <w:r>
+        <w:br/>
+        <w:t xml:space="preserve">* </w:t>
+      </w:r>
+      <w:r>
+        <w:rPr>
+          <w:b/>
+        </w:rPr>
+        <w:t>Domain</w:t>
+      </w:r>
+      <w:r>
+        <w:t>: Educational</w:t>
+      </w:r>
+      <w:r>
+        <w:br/>
+        <w:t xml:space="preserve">* </w:t>
+      </w:r>
+      <w:r>
+        <w:rPr>
+          <w:b/>
+        </w:rPr>
+        <w:t>Source Platform</w:t>
+      </w:r>
+      <w:r>
+        <w:t>: Wikipedia (https://www.wikipedia.org)</w:t>
+      </w:r>
+      <w:r>
+        <w:br/>
+        <w:t xml:space="preserve">* </w:t>
+      </w:r>
+      <w:r>
+        <w:rPr>
+          <w:b/>
+        </w:rPr>
+        <w:t>Source Reference</w:t>
       </w:r>
       <w:r>
         <w:t xml:space="preserve">: </w:t>
       </w:r>
-      <w:r>
-        <w:t>[</w:t>
-      </w:r>
-      <w:r>
-        <w:t>en_wikipedia_org_wiki_Formal_language.pdf</w:t>
-      </w:r>
-      <w:r>
-        <w:t xml:space="preserve"> -&gt; </w:t>
-      </w:r>
-      <w:r>
-        <w:t>Formal language.pdf</w:t>
-      </w:r>
-      <w:r>
-        <w:t xml:space="preserve">] </w:t>
-      </w:r>
-      <w:r>
-        <w:t>[</w:t>
-      </w:r>
-      <w:r>
-        <w:t>Wiki Source - Formal language</w:t>
-      </w:r>
-      <w:r>
-        <w:t>]</w:t>
-      </w:r>
-      <w:r>
-        <w:br/>
-        <w:t xml:space="preserve">* </w:t>
-      </w:r>
-      <w:r>
-        <w:rPr>
-          <w:b/>
-        </w:rPr>
-        <w:t>Download Type</w:t>
-      </w:r>
-      <w:r>
-        <w:t>: Document</w:t>
-      </w:r>
-      <w:r>
-        <w:br/>
-        <w:t xml:space="preserve">* </w:t>
-      </w:r>
-      <w:r>
-        <w:rPr>
-          <w:b/>
-        </w:rPr>
-        <w:t>Source Type</w:t>
-      </w:r>
-      <w:r>
-        <w:t>: Educational</w:t>
-      </w:r>
-      <w:r>
-        <w:br/>
-      </w:r>
-      <w:r>
-        <w:t xml:space="preserve">* </w:t>
-      </w:r>
-      <w:r>
-        <w:rPr>
-          <w:b/>
-          <w:bCs/>
-        </w:rPr>
-        <w:t>Source Platform</w:t>
-      </w:r>
-      <w:r>
-        <w:t>: Wikipedia (https://www.wikipedia.org)</w:t>
-      </w:r>
-      <w:r>
-        <w:br/>
-        <w:t xml:space="preserve">* </w:t>
-      </w:r>
-      <w:r>
-        <w:rPr>
-          <w:b/>
-        </w:rPr>
-        <w:t>Download Source</w:t>
-      </w:r>
-      <w:r>
-        <w:t xml:space="preserve">: </w:t>
-      </w:r>
-      <w:hyperlink r:id="rId8">
+      <w:hyperlink r:id="rId8" w:history="1">
         <w:r>
           <w:rPr>
-            <w:color w:val="1155CC"/>
-            <w:u w:val="single"/>
+            <w:rStyle w:val="Hyperlink"/>
           </w:rPr>
           <w:t>https://en.wikipedia.org/wiki/Formal_language</w:t>
         </w:r>
@@ -1150,49 +837,69 @@
           <w:b/>
           <w:bCs/>
         </w:rPr>
-        <w:t>Download Server / Mirror</w:t>
+        <w:t>Source Type</w:t>
       </w:r>
       <w:r>
         <w:t xml:space="preserve">: </w:t>
       </w:r>
       <w:r>
-        <w:t>https://en.wikipedia.org [Wikipedia Server]</w:t>
-      </w:r>
-      <w:r>
-        <w:br/>
-        <w:t xml:space="preserve">* </w:t>
-      </w:r>
-      <w:r>
-        <w:rPr>
-          <w:b/>
-        </w:rPr>
-        <w:t>Download Method</w:t>
-      </w:r>
-      <w:r>
-        <w:t xml:space="preserve">: </w:t>
-      </w:r>
-      <w:r>
-        <w:t xml:space="preserve">Web Tool: </w:t>
-      </w:r>
-      <w:proofErr w:type="spellStart"/>
-      <w:r>
-        <w:t>Sejda</w:t>
-      </w:r>
-      <w:proofErr w:type="spellEnd"/>
-      <w:r>
-        <w:t xml:space="preserve"> - HTML to PDF (https://www.sejda.com/html-to-pdf) [convert html to pdf]</w:t>
-      </w:r>
-      <w:r>
-        <w:br/>
-      </w:r>
-      <w:r>
-        <w:t xml:space="preserve">* </w:t>
-      </w:r>
-      <w:r>
-        <w:rPr>
-          <w:b/>
-        </w:rPr>
-        <w:t>Download Format</w:t>
+        <w:t xml:space="preserve">Converted </w:t>
+      </w:r>
+      <w:r>
+        <w:br/>
+        <w:t xml:space="preserve">* </w:t>
+      </w:r>
+      <w:r>
+        <w:rPr>
+          <w:b/>
+          <w:bCs/>
+        </w:rPr>
+        <w:t>Source Nature:</w:t>
+      </w:r>
+      <w:r>
+        <w:t xml:space="preserve"> </w:t>
+      </w:r>
+      <w:r>
+        <w:t>D</w:t>
+      </w:r>
+      <w:r>
+        <w:t>igital</w:t>
+      </w:r>
+      <w:r>
+        <w:br/>
+        <w:t xml:space="preserve">* </w:t>
+      </w:r>
+      <w:r>
+        <w:rPr>
+          <w:b/>
+        </w:rPr>
+        <w:t>Storage Host</w:t>
+      </w:r>
+      <w:r>
+        <w:t>: https://en.wikipedia.org [Wikipedia Server]</w:t>
+      </w:r>
+      <w:r>
+        <w:br/>
+        <w:t xml:space="preserve">* </w:t>
+      </w:r>
+      <w:r>
+        <w:rPr>
+          <w:b/>
+        </w:rPr>
+        <w:t>Acquisition Method</w:t>
+      </w:r>
+      <w:r>
+        <w:t>: Web Tool: Sejda - HTML to PDF (https://www.sejda.com/html-to-pdf) [convert html to pdf]</w:t>
+      </w:r>
+      <w:r>
+        <w:br/>
+        <w:t xml:space="preserve">* </w:t>
+      </w:r>
+      <w:r>
+        <w:rPr>
+          <w:b/>
+        </w:rPr>
+        <w:t>File Format</w:t>
       </w:r>
       <w:r>
         <w:t>: .pdf</w:t>
@@ -1205,7 +912,7 @@
         <w:rPr>
           <w:b/>
         </w:rPr>
-        <w:t>Download Quality</w:t>
+        <w:t>Content Quality</w:t>
       </w:r>
       <w:r>
         <w:t>: High</w:t>
@@ -1218,149 +925,37 @@
         <w:rPr>
           <w:b/>
         </w:rPr>
-        <w:t>Download Date</w:t>
+        <w:t>Acquisition Date</w:t>
       </w:r>
       <w:r>
         <w:t>: 7/17/2025</w:t>
       </w:r>
       <w:r>
         <w:br/>
-      </w:r>
-      <w:r>
-        <w:t xml:space="preserve">* </w:t>
-      </w:r>
-      <w:r>
-        <w:rPr>
-          <w:b/>
-        </w:rPr>
-        <w:t>Saved Location</w:t>
-      </w:r>
-      <w:r>
-        <w:t xml:space="preserve">: </w:t>
-      </w:r>
-      <w:proofErr w:type="spellStart"/>
-      <w:r>
-        <w:rPr>
-          <w:sz w:val="20"/>
-          <w:szCs w:val="20"/>
-        </w:rPr>
-        <w:t>StorageType</w:t>
-      </w:r>
-      <w:proofErr w:type="spellEnd"/>
-      <w:r>
-        <w:rPr>
-          <w:sz w:val="20"/>
-          <w:szCs w:val="20"/>
-        </w:rPr>
-        <w:t xml:space="preserve">: Cloud -&gt; Platform: GitHub -&gt; Account: </w:t>
-      </w:r>
-      <w:proofErr w:type="spellStart"/>
-      <w:r>
-        <w:rPr>
-          <w:sz w:val="20"/>
-          <w:szCs w:val="20"/>
-        </w:rPr>
-        <w:t>topicsscience</w:t>
-      </w:r>
-      <w:proofErr w:type="spellEnd"/>
-      <w:r>
-        <w:rPr>
-          <w:sz w:val="20"/>
-          <w:szCs w:val="20"/>
-        </w:rPr>
-        <w:t xml:space="preserve"> -&gt; Repository: </w:t>
-      </w:r>
-      <w:proofErr w:type="spellStart"/>
-      <w:r>
-        <w:rPr>
-          <w:sz w:val="20"/>
-          <w:szCs w:val="20"/>
-        </w:rPr>
-        <w:t>kingdomheartsknowledge</w:t>
-      </w:r>
-      <w:proofErr w:type="spellEnd"/>
-      <w:r>
-        <w:rPr>
-          <w:sz w:val="20"/>
-          <w:szCs w:val="20"/>
-        </w:rPr>
-        <w:t xml:space="preserve"> -&gt; Path: Knowledge/2-Science/1-Formal sciences</w:t>
-      </w:r>
-      <w:r>
-        <w:rPr>
-          <w:sz w:val="20"/>
-          <w:szCs w:val="20"/>
-        </w:rPr>
-        <w:t>/</w:t>
-      </w:r>
-      <w:r>
-        <w:rPr>
-          <w:sz w:val="20"/>
-          <w:szCs w:val="20"/>
-        </w:rPr>
-        <w:t>0-Intro to Formal sciences</w:t>
-      </w:r>
-      <w:r>
-        <w:rPr>
-          <w:sz w:val="20"/>
-          <w:szCs w:val="20"/>
-        </w:rPr>
-        <w:t>/..</w:t>
-      </w:r>
-      <w:r>
-        <w:rPr>
-          <w:sz w:val="20"/>
-          <w:szCs w:val="20"/>
-        </w:rPr>
-        <w:br/>
-      </w:r>
-      <w:r>
-        <w:t xml:space="preserve">* </w:t>
-      </w:r>
-      <w:r>
-        <w:rPr>
-          <w:b/>
-        </w:rPr>
-        <w:t xml:space="preserve">Notes: </w:t>
-      </w:r>
-      <w:r>
-        <w:rPr>
-          <w:sz w:val="20"/>
-          <w:szCs w:val="20"/>
-        </w:rPr>
-        <w:t>Wiki Source -</w:t>
-      </w:r>
-      <w:r>
-        <w:rPr>
-          <w:sz w:val="24"/>
-          <w:szCs w:val="24"/>
-        </w:rPr>
-        <w:t xml:space="preserve"> </w:t>
-      </w:r>
-      <w:r>
-        <w:rPr>
-          <w:sz w:val="20"/>
-          <w:szCs w:val="20"/>
-        </w:rPr>
-        <w:t>[</w:t>
-      </w:r>
-      <w:r>
-        <w:rPr>
-          <w:color w:val="202122"/>
-          <w:sz w:val="18"/>
-          <w:szCs w:val="18"/>
-        </w:rPr>
-        <w:t>This page was last edited on 24 May 2025, at 09:12 (UTC)</w:t>
-      </w:r>
-      <w:r>
-        <w:rPr>
-          <w:sz w:val="20"/>
-          <w:szCs w:val="20"/>
-        </w:rPr>
-        <w:t>]</w:t>
-      </w:r>
-      <w:bookmarkStart w:id="1" w:name="_b1ti7lspqgk" w:colFirst="0" w:colLast="0"/>
-      <w:bookmarkEnd w:id="1"/>
+        <w:t xml:space="preserve">* </w:t>
+      </w:r>
+      <w:r>
+        <w:rPr>
+          <w:b/>
+        </w:rPr>
+        <w:t>Storage Location</w:t>
+      </w:r>
+      <w:r>
+        <w:t>: StorageType: Cloud -&gt; Platform: GitHub -&gt; Account: topicsscience -&gt; Repository: kingdomheartsknowledge -&gt; Path: Knowledge/2-Science/1-Formal sciences/0-Intro to Formal sciences/..</w:t>
+      </w:r>
+      <w:r>
+        <w:br/>
+        <w:t xml:space="preserve">* </w:t>
+      </w:r>
+      <w:r>
+        <w:rPr>
+          <w:b/>
+        </w:rPr>
+        <w:t>Notes</w:t>
+      </w:r>
+      <w:r>
+        <w:t>: Wiki Source - [This page was last edited on 24 May 2025, at 09:12 (UTC)]</w:t>
+      </w:r>
     </w:p>
     <w:sectPr>
       <w:pgSz w:w="12240" w:h="15840"/>
@@ -2087,6 +1682,29 @@
       <w:contextualSpacing/>
     </w:pPr>
   </w:style>
+  <w:style w:type="character" w:styleId="Hyperlink">
+    <w:name w:val="Hyperlink"/>
+    <w:basedOn w:val="DefaultParagraphFont"/>
+    <w:uiPriority w:val="99"/>
+    <w:unhideWhenUsed/>
+    <w:rsid w:val="007C3592"/>
+    <w:rPr>
+      <w:color w:val="0000FF" w:themeColor="hyperlink"/>
+      <w:u w:val="single"/>
+    </w:rPr>
+  </w:style>
+  <w:style w:type="character" w:styleId="UnresolvedMention">
+    <w:name w:val="Unresolved Mention"/>
+    <w:basedOn w:val="DefaultParagraphFont"/>
+    <w:uiPriority w:val="99"/>
+    <w:semiHidden/>
+    <w:unhideWhenUsed/>
+    <w:rsid w:val="007C3592"/>
+    <w:rPr>
+      <w:color w:val="605E5C"/>
+      <w:shd w:val="clear" w:color="auto" w:fill="E1DFDD"/>
+    </w:rPr>
+  </w:style>
 </w:styles>
 </file>
 
